--- a/flow/20230927_hours/drafts/2026-04-g/25.04.docx
+++ b/flow/20230927_hours/drafts/2026-04-g/25.04.docx
@@ -1569,7 +1569,7 @@
           <w:color w:val="FF4400"/>
           <w:sz w:val="24"/>
         </w:rPr>
-        <w:t>Кондак (г. 8):</w:t>
+        <w:t xml:space="preserve">Кондак (г. 2): </w:t>
       </w:r>
       <w:r>
         <w:rPr>
@@ -1577,15 +1577,7 @@
           <w:color w:val="000000"/>
           <w:sz w:val="24"/>
         </w:rPr>
-        <w:t xml:space="preserve"> </w:t>
-      </w:r>
-      <w:r>
-        <w:rPr>
-          <w:rFonts w:ascii="Times New Roman" w:hAnsi="Times New Roman"/>
-          <w:color w:val="000000"/>
-          <w:sz w:val="24"/>
-        </w:rPr>
-        <w:t>Lorem ipsum</w:t>
+        <w:t>Ра́дуватися мироно́сицям повелі́в Ти,* плач прама́тері Є́ви втихомири́в Ти воскресі́нням Твої́м, Хри́сте Бо́же,* апо́столам же Твої́м пропові́дувати повелі́в Ти:* Спас воскре́с із гро́бу.</w:t>
       </w:r>
     </w:p>
     <w:p>
@@ -3939,7 +3931,7 @@
           <w:color w:val="FF4400"/>
           <w:sz w:val="24"/>
         </w:rPr>
-        <w:t>Кондак (г. 8):</w:t>
+        <w:t xml:space="preserve">Кондак (г. 2): </w:t>
       </w:r>
       <w:r>
         <w:rPr>
@@ -3947,15 +3939,7 @@
           <w:color w:val="000000"/>
           <w:sz w:val="24"/>
         </w:rPr>
-        <w:t xml:space="preserve"> </w:t>
-      </w:r>
-      <w:r>
-        <w:rPr>
-          <w:rFonts w:ascii="Times New Roman" w:hAnsi="Times New Roman"/>
-          <w:color w:val="000000"/>
-          <w:sz w:val="24"/>
-        </w:rPr>
-        <w:t>Lorem ipsum</w:t>
+        <w:t>Ра́дуватися мироно́сицям повелі́в Ти,* плач прама́тері Є́ви втихомири́в Ти воскресі́нням Твої́м, Хри́сте Бо́же,* апо́столам же Твої́м пропові́дувати повелі́в Ти:* Спас воскре́с із гро́бу.</w:t>
       </w:r>
     </w:p>
     <w:p>
@@ -5804,7 +5788,7 @@
           <w:color w:val="000000"/>
           <w:sz w:val="24"/>
         </w:rPr>
-        <w:t>нгел</w:t>
+        <w:t>нгел при гро</w:t>
       </w:r>
       <w:r>
         <w:rPr>
@@ -5812,7 +5796,7 @@
           <w:color w:val="000000"/>
           <w:sz w:val="24"/>
         </w:rPr>
-        <w:t xml:space="preserve"> при </w:t>
+        <w:t>́</w:t>
       </w:r>
       <w:r>
         <w:rPr>
@@ -5820,7 +5804,7 @@
           <w:color w:val="000000"/>
           <w:sz w:val="24"/>
         </w:rPr>
-        <w:t>гро</w:t>
+        <w:t>бі з'яви</w:t>
       </w:r>
       <w:r>
         <w:rPr>
@@ -5836,7 +5820,7 @@
           <w:color w:val="000000"/>
           <w:sz w:val="24"/>
         </w:rPr>
-        <w:t>бі</w:t>
+        <w:t>вся жінка</w:t>
       </w:r>
       <w:r>
         <w:rPr>
@@ -5844,7 +5828,7 @@
           <w:color w:val="000000"/>
           <w:sz w:val="24"/>
         </w:rPr>
-        <w:t xml:space="preserve"> </w:t>
+        <w:t>́</w:t>
       </w:r>
       <w:r>
         <w:rPr>
@@ -5852,7 +5836,7 @@
           <w:color w:val="000000"/>
           <w:sz w:val="24"/>
         </w:rPr>
-        <w:t>з'яви</w:t>
+        <w:t>м мироно</w:t>
       </w:r>
       <w:r>
         <w:rPr>
@@ -5868,7 +5852,7 @@
           <w:color w:val="000000"/>
           <w:sz w:val="24"/>
         </w:rPr>
-        <w:t>вся</w:t>
+        <w:t>сицям* і кли</w:t>
       </w:r>
       <w:r>
         <w:rPr>
@@ -5876,7 +5860,7 @@
           <w:color w:val="000000"/>
           <w:sz w:val="24"/>
         </w:rPr>
-        <w:t xml:space="preserve"> </w:t>
+        <w:t>́</w:t>
       </w:r>
       <w:r>
         <w:rPr>
@@ -5884,7 +5868,7 @@
           <w:color w:val="000000"/>
           <w:sz w:val="24"/>
         </w:rPr>
-        <w:t>жінка</w:t>
+        <w:t>кнув: Ми</w:t>
       </w:r>
       <w:r>
         <w:rPr>
@@ -5900,7 +5884,7 @@
           <w:color w:val="000000"/>
           <w:sz w:val="24"/>
         </w:rPr>
-        <w:t>м</w:t>
+        <w:t>ро нале</w:t>
       </w:r>
       <w:r>
         <w:rPr>
@@ -5908,7 +5892,7 @@
           <w:color w:val="000000"/>
           <w:sz w:val="24"/>
         </w:rPr>
-        <w:t xml:space="preserve"> </w:t>
+        <w:t>́</w:t>
       </w:r>
       <w:r>
         <w:rPr>
@@ -5916,7 +5900,7 @@
           <w:color w:val="000000"/>
           <w:sz w:val="24"/>
         </w:rPr>
-        <w:t>мироно</w:t>
+        <w:t>жить мерця</w:t>
       </w:r>
       <w:r>
         <w:rPr>
@@ -5932,7 +5916,7 @@
           <w:color w:val="000000"/>
           <w:sz w:val="24"/>
         </w:rPr>
-        <w:t>сицям</w:t>
+        <w:t>м,* а Христо</w:t>
       </w:r>
       <w:r>
         <w:rPr>
@@ -5940,7 +5924,7 @@
           <w:color w:val="000000"/>
           <w:sz w:val="24"/>
         </w:rPr>
-        <w:t xml:space="preserve">* і </w:t>
+        <w:t>́</w:t>
       </w:r>
       <w:r>
         <w:rPr>
@@ -5948,7 +5932,7 @@
           <w:color w:val="000000"/>
           <w:sz w:val="24"/>
         </w:rPr>
-        <w:t>кли</w:t>
+        <w:t>с не зна</w:t>
       </w:r>
       <w:r>
         <w:rPr>
@@ -5964,7 +5948,7 @@
           <w:color w:val="000000"/>
           <w:sz w:val="24"/>
         </w:rPr>
-        <w:t>кнув</w:t>
+        <w:t>є тлі</w:t>
       </w:r>
       <w:r>
         <w:rPr>
@@ -5972,7 +5956,7 @@
           <w:color w:val="000000"/>
           <w:sz w:val="24"/>
         </w:rPr>
-        <w:t xml:space="preserve">: </w:t>
+        <w:t>́</w:t>
       </w:r>
       <w:r>
         <w:rPr>
@@ -5980,7 +5964,7 @@
           <w:color w:val="000000"/>
           <w:sz w:val="24"/>
         </w:rPr>
-        <w:t>Ми</w:t>
+        <w:t>нности!* Тому</w:t>
       </w:r>
       <w:r>
         <w:rPr>
@@ -5996,7 +5980,7 @@
           <w:color w:val="000000"/>
           <w:sz w:val="24"/>
         </w:rPr>
-        <w:t>ро</w:t>
+        <w:t xml:space="preserve"> кли</w:t>
       </w:r>
       <w:r>
         <w:rPr>
@@ -6004,7 +5988,7 @@
           <w:color w:val="000000"/>
           <w:sz w:val="24"/>
         </w:rPr>
-        <w:t xml:space="preserve"> </w:t>
+        <w:t>́</w:t>
       </w:r>
       <w:r>
         <w:rPr>
@@ -6012,7 +5996,7 @@
           <w:color w:val="000000"/>
           <w:sz w:val="24"/>
         </w:rPr>
-        <w:t>нале</w:t>
+        <w:t>чте: Воскре</w:t>
       </w:r>
       <w:r>
         <w:rPr>
@@ -6028,7 +6012,7 @@
           <w:color w:val="000000"/>
           <w:sz w:val="24"/>
         </w:rPr>
-        <w:t>жить</w:t>
+        <w:t>с Госпо</w:t>
       </w:r>
       <w:r>
         <w:rPr>
@@ -6036,7 +6020,7 @@
           <w:color w:val="000000"/>
           <w:sz w:val="24"/>
         </w:rPr>
-        <w:t xml:space="preserve"> </w:t>
+        <w:t>́</w:t>
       </w:r>
       <w:r>
         <w:rPr>
@@ -6044,7 +6028,7 @@
           <w:color w:val="000000"/>
           <w:sz w:val="24"/>
         </w:rPr>
-        <w:t>мерця</w:t>
+        <w:t>дь,* що подає</w:t>
       </w:r>
       <w:r>
         <w:rPr>
@@ -6060,7 +6044,7 @@
           <w:color w:val="000000"/>
           <w:sz w:val="24"/>
         </w:rPr>
-        <w:t>м</w:t>
+        <w:t xml:space="preserve"> сві</w:t>
       </w:r>
       <w:r>
         <w:rPr>
@@ -6068,7 +6052,7 @@
           <w:color w:val="000000"/>
           <w:sz w:val="24"/>
         </w:rPr>
-        <w:t>,*</w:t>
+        <w:t>́</w:t>
       </w:r>
       <w:r>
         <w:rPr>
@@ -6076,7 +6060,7 @@
           <w:color w:val="000000"/>
           <w:sz w:val="24"/>
         </w:rPr>
-        <w:t xml:space="preserve"> а </w:t>
+        <w:t>тові вели</w:t>
       </w:r>
       <w:r>
         <w:rPr>
@@ -6084,7 +6068,7 @@
           <w:color w:val="000000"/>
           <w:sz w:val="24"/>
         </w:rPr>
-        <w:t>Христо</w:t>
+        <w:t>́</w:t>
       </w:r>
       <w:r>
         <w:rPr>
@@ -6092,6 +6076,14 @@
           <w:color w:val="000000"/>
           <w:sz w:val="24"/>
         </w:rPr>
+        <w:t>ку ми</w:t>
+      </w:r>
+      <w:r>
+        <w:rPr>
+          <w:rFonts w:ascii="Times New Roman" w:hAnsi="Times New Roman"/>
+          <w:color w:val="000000"/>
+          <w:sz w:val="24"/>
+        </w:rPr>
         <w:t>́</w:t>
       </w:r>
       <w:r>
@@ -6100,303 +6092,7 @@
           <w:color w:val="000000"/>
           <w:sz w:val="24"/>
         </w:rPr>
-        <w:t>с</w:t>
-      </w:r>
-      <w:r>
-        <w:rPr>
-          <w:rFonts w:ascii="Times New Roman" w:hAnsi="Times New Roman"/>
-          <w:color w:val="000000"/>
-          <w:sz w:val="24"/>
-        </w:rPr>
-        <w:t xml:space="preserve"> не </w:t>
-      </w:r>
-      <w:r>
-        <w:rPr>
-          <w:rFonts w:ascii="Times New Roman" w:hAnsi="Times New Roman"/>
-          <w:color w:val="000000"/>
-          <w:sz w:val="24"/>
-        </w:rPr>
-        <w:t>зна</w:t>
-      </w:r>
-      <w:r>
-        <w:rPr>
-          <w:rFonts w:ascii="Times New Roman" w:hAnsi="Times New Roman"/>
-          <w:color w:val="000000"/>
-          <w:sz w:val="24"/>
-        </w:rPr>
-        <w:t>́</w:t>
-      </w:r>
-      <w:r>
-        <w:rPr>
-          <w:rFonts w:ascii="Times New Roman" w:hAnsi="Times New Roman"/>
-          <w:color w:val="000000"/>
-          <w:sz w:val="24"/>
-        </w:rPr>
-        <w:t>є</w:t>
-      </w:r>
-      <w:r>
-        <w:rPr>
-          <w:rFonts w:ascii="Times New Roman" w:hAnsi="Times New Roman"/>
-          <w:color w:val="000000"/>
-          <w:sz w:val="24"/>
-        </w:rPr>
-        <w:t xml:space="preserve"> </w:t>
-      </w:r>
-      <w:r>
-        <w:rPr>
-          <w:rFonts w:ascii="Times New Roman" w:hAnsi="Times New Roman"/>
-          <w:color w:val="000000"/>
-          <w:sz w:val="24"/>
-        </w:rPr>
-        <w:t>тлі</w:t>
-      </w:r>
-      <w:r>
-        <w:rPr>
-          <w:rFonts w:ascii="Times New Roman" w:hAnsi="Times New Roman"/>
-          <w:color w:val="000000"/>
-          <w:sz w:val="24"/>
-        </w:rPr>
-        <w:t>́</w:t>
-      </w:r>
-      <w:r>
-        <w:rPr>
-          <w:rFonts w:ascii="Times New Roman" w:hAnsi="Times New Roman"/>
-          <w:color w:val="000000"/>
-          <w:sz w:val="24"/>
-        </w:rPr>
-        <w:t>нности</w:t>
-      </w:r>
-      <w:r>
-        <w:rPr>
-          <w:rFonts w:ascii="Times New Roman" w:hAnsi="Times New Roman"/>
-          <w:color w:val="000000"/>
-          <w:sz w:val="24"/>
-        </w:rPr>
-        <w:t>!* Тому</w:t>
-      </w:r>
-      <w:r>
-        <w:rPr>
-          <w:rFonts w:ascii="Times New Roman" w:hAnsi="Times New Roman"/>
-          <w:color w:val="000000"/>
-          <w:sz w:val="24"/>
-        </w:rPr>
-        <w:t>́</w:t>
-      </w:r>
-      <w:r>
-        <w:rPr>
-          <w:rFonts w:ascii="Times New Roman" w:hAnsi="Times New Roman"/>
-          <w:color w:val="000000"/>
-          <w:sz w:val="24"/>
-        </w:rPr>
-        <w:t xml:space="preserve"> </w:t>
-      </w:r>
-      <w:r>
-        <w:rPr>
-          <w:rFonts w:ascii="Times New Roman" w:hAnsi="Times New Roman"/>
-          <w:color w:val="000000"/>
-          <w:sz w:val="24"/>
-        </w:rPr>
-        <w:t>кли</w:t>
-      </w:r>
-      <w:r>
-        <w:rPr>
-          <w:rFonts w:ascii="Times New Roman" w:hAnsi="Times New Roman"/>
-          <w:color w:val="000000"/>
-          <w:sz w:val="24"/>
-        </w:rPr>
-        <w:t>́</w:t>
-      </w:r>
-      <w:r>
-        <w:rPr>
-          <w:rFonts w:ascii="Times New Roman" w:hAnsi="Times New Roman"/>
-          <w:color w:val="000000"/>
-          <w:sz w:val="24"/>
-        </w:rPr>
-        <w:t>чте</w:t>
-      </w:r>
-      <w:r>
-        <w:rPr>
-          <w:rFonts w:ascii="Times New Roman" w:hAnsi="Times New Roman"/>
-          <w:color w:val="000000"/>
-          <w:sz w:val="24"/>
-        </w:rPr>
-        <w:t xml:space="preserve">: </w:t>
-      </w:r>
-      <w:r>
-        <w:rPr>
-          <w:rFonts w:ascii="Times New Roman" w:hAnsi="Times New Roman"/>
-          <w:color w:val="000000"/>
-          <w:sz w:val="24"/>
-        </w:rPr>
-        <w:t>Воскре</w:t>
-      </w:r>
-      <w:r>
-        <w:rPr>
-          <w:rFonts w:ascii="Times New Roman" w:hAnsi="Times New Roman"/>
-          <w:color w:val="000000"/>
-          <w:sz w:val="24"/>
-        </w:rPr>
-        <w:t>́</w:t>
-      </w:r>
-      <w:r>
-        <w:rPr>
-          <w:rFonts w:ascii="Times New Roman" w:hAnsi="Times New Roman"/>
-          <w:color w:val="000000"/>
-          <w:sz w:val="24"/>
-        </w:rPr>
-        <w:t>с</w:t>
-      </w:r>
-      <w:r>
-        <w:rPr>
-          <w:rFonts w:ascii="Times New Roman" w:hAnsi="Times New Roman"/>
-          <w:color w:val="000000"/>
-          <w:sz w:val="24"/>
-        </w:rPr>
-        <w:t xml:space="preserve"> </w:t>
-      </w:r>
-      <w:r>
-        <w:rPr>
-          <w:rFonts w:ascii="Times New Roman" w:hAnsi="Times New Roman"/>
-          <w:color w:val="000000"/>
-          <w:sz w:val="24"/>
-        </w:rPr>
-        <w:t>Госпо</w:t>
-      </w:r>
-      <w:r>
-        <w:rPr>
-          <w:rFonts w:ascii="Times New Roman" w:hAnsi="Times New Roman"/>
-          <w:color w:val="000000"/>
-          <w:sz w:val="24"/>
-        </w:rPr>
-        <w:t>́</w:t>
-      </w:r>
-      <w:r>
-        <w:rPr>
-          <w:rFonts w:ascii="Times New Roman" w:hAnsi="Times New Roman"/>
-          <w:color w:val="000000"/>
-          <w:sz w:val="24"/>
-        </w:rPr>
-        <w:t>дь</w:t>
-      </w:r>
-      <w:r>
-        <w:rPr>
-          <w:rFonts w:ascii="Times New Roman" w:hAnsi="Times New Roman"/>
-          <w:color w:val="000000"/>
-          <w:sz w:val="24"/>
-        </w:rPr>
-        <w:t>,* що подає</w:t>
-      </w:r>
-      <w:r>
-        <w:rPr>
-          <w:rFonts w:ascii="Times New Roman" w:hAnsi="Times New Roman"/>
-          <w:color w:val="000000"/>
-          <w:sz w:val="24"/>
-        </w:rPr>
-        <w:t>́</w:t>
-      </w:r>
-      <w:r>
-        <w:rPr>
-          <w:rFonts w:ascii="Times New Roman" w:hAnsi="Times New Roman"/>
-          <w:color w:val="000000"/>
-          <w:sz w:val="24"/>
-        </w:rPr>
-        <w:t xml:space="preserve"> </w:t>
-      </w:r>
-      <w:r>
-        <w:rPr>
-          <w:rFonts w:ascii="Times New Roman" w:hAnsi="Times New Roman"/>
-          <w:color w:val="000000"/>
-          <w:sz w:val="24"/>
-        </w:rPr>
-        <w:t>сві</w:t>
-      </w:r>
-      <w:r>
-        <w:rPr>
-          <w:rFonts w:ascii="Times New Roman" w:hAnsi="Times New Roman"/>
-          <w:color w:val="000000"/>
-          <w:sz w:val="24"/>
-        </w:rPr>
-        <w:t>́</w:t>
-      </w:r>
-      <w:r>
-        <w:rPr>
-          <w:rFonts w:ascii="Times New Roman" w:hAnsi="Times New Roman"/>
-          <w:color w:val="000000"/>
-          <w:sz w:val="24"/>
-        </w:rPr>
-        <w:t>тові</w:t>
-      </w:r>
-      <w:r>
-        <w:rPr>
-          <w:rFonts w:ascii="Times New Roman" w:hAnsi="Times New Roman"/>
-          <w:color w:val="000000"/>
-          <w:sz w:val="24"/>
-        </w:rPr>
-        <w:t xml:space="preserve"> </w:t>
-      </w:r>
-      <w:r>
-        <w:rPr>
-          <w:rFonts w:ascii="Times New Roman" w:hAnsi="Times New Roman"/>
-          <w:color w:val="000000"/>
-          <w:sz w:val="24"/>
-        </w:rPr>
-        <w:t>вели</w:t>
-      </w:r>
-      <w:r>
-        <w:rPr>
-          <w:rFonts w:ascii="Times New Roman" w:hAnsi="Times New Roman"/>
-          <w:color w:val="000000"/>
-          <w:sz w:val="24"/>
-        </w:rPr>
-        <w:t>́</w:t>
-      </w:r>
-      <w:r>
-        <w:rPr>
-          <w:rFonts w:ascii="Times New Roman" w:hAnsi="Times New Roman"/>
-          <w:color w:val="000000"/>
-          <w:sz w:val="24"/>
-        </w:rPr>
-        <w:t>ку</w:t>
-      </w:r>
-      <w:r>
-        <w:rPr>
-          <w:rFonts w:ascii="Times New Roman" w:hAnsi="Times New Roman"/>
-          <w:color w:val="000000"/>
-          <w:sz w:val="24"/>
-        </w:rPr>
-        <w:t xml:space="preserve"> </w:t>
-      </w:r>
-      <w:r>
-        <w:rPr>
-          <w:rFonts w:ascii="Times New Roman" w:hAnsi="Times New Roman"/>
-          <w:color w:val="000000"/>
-          <w:sz w:val="24"/>
-        </w:rPr>
-        <w:t>ми</w:t>
-      </w:r>
-      <w:r>
-        <w:rPr>
-          <w:rFonts w:ascii="Times New Roman" w:hAnsi="Times New Roman"/>
-          <w:color w:val="000000"/>
-          <w:sz w:val="24"/>
-        </w:rPr>
-        <w:t>́</w:t>
-      </w:r>
-      <w:r>
-        <w:rPr>
-          <w:rFonts w:ascii="Times New Roman" w:hAnsi="Times New Roman"/>
-          <w:color w:val="000000"/>
-          <w:sz w:val="24"/>
-        </w:rPr>
-        <w:t>лість</w:t>
-      </w:r>
-      <w:r>
-        <w:rPr>
-          <w:rFonts w:ascii="Times New Roman" w:hAnsi="Times New Roman"/>
-          <w:color w:val="000000"/>
-          <w:sz w:val="24"/>
-        </w:rPr>
-        <w:t>.</w:t>
+        <w:t>лість.</w:t>
       </w:r>
     </w:p>
     <w:p>
@@ -6725,7 +6421,7 @@
           <w:color w:val="FF4400"/>
           <w:sz w:val="24"/>
         </w:rPr>
-        <w:t>Кондак (г. 8):</w:t>
+        <w:t xml:space="preserve">Кондак (г. 2): </w:t>
       </w:r>
       <w:r>
         <w:rPr>
@@ -6733,15 +6429,7 @@
           <w:color w:val="000000"/>
           <w:sz w:val="24"/>
         </w:rPr>
-        <w:t xml:space="preserve"> </w:t>
-      </w:r>
-      <w:r>
-        <w:rPr>
-          <w:rFonts w:ascii="Times New Roman" w:hAnsi="Times New Roman"/>
-          <w:color w:val="000000"/>
-          <w:sz w:val="24"/>
-        </w:rPr>
-        <w:t>Lorem ipsum</w:t>
+        <w:t>Ра́дуватися мироно́сицям повелі́в Ти,* плач прама́тері Є́ви втихомири́в Ти воскресі́нням Твої́м, Хри́сте Бо́же,* апо́столам же Твої́м пропові́дувати повелі́в Ти:* Спас воскре́с із гро́бу.</w:t>
       </w:r>
     </w:p>
     <w:bookmarkEnd w:id="1"/>
@@ -8838,7 +8526,7 @@
           <w:color w:val="FF4400"/>
           <w:sz w:val="24"/>
         </w:rPr>
-        <w:t>Кондак (г. 8):</w:t>
+        <w:t xml:space="preserve">Кондак (г. 2): </w:t>
       </w:r>
       <w:r>
         <w:rPr>
@@ -8846,15 +8534,7 @@
           <w:color w:val="000000"/>
           <w:sz w:val="24"/>
         </w:rPr>
-        <w:t xml:space="preserve"> </w:t>
-      </w:r>
-      <w:r>
-        <w:rPr>
-          <w:rFonts w:ascii="Times New Roman" w:hAnsi="Times New Roman"/>
-          <w:color w:val="000000"/>
-          <w:sz w:val="24"/>
-        </w:rPr>
-        <w:t>Lorem ipsum</w:t>
+        <w:t>Ра́дуватися мироно́сицям повелі́в Ти,* плач прама́тері Є́ви втихомири́в Ти воскресі́нням Твої́м, Хри́сте Бо́же,* апо́столам же Твої́м пропові́дувати повелі́в Ти:* Спас воскре́с із гро́бу.</w:t>
       </w:r>
     </w:p>
     <w:p>
